--- a/Teraform_KrishnaShinde.docx
+++ b/Teraform_KrishnaShinde.docx
@@ -3462,45 +3462,16 @@
       </w:r>
     </w:p>
     <w:p>
-      <w:r>
-        <w:rPr>
-          <w:b/>
-          <w:bCs/>
-        </w:rPr>
-        <w:t>Screenshot 36: Terraform Validation and State Configuration</w:t>
-      </w:r>
-    </w:p>
-    <w:p>
-      <w:r>
-        <w:t>[Insert screenshot showing successful Terraform validation and the relevant state/backend configuration, with sensitive details hidden.]</w:t>
-      </w:r>
-    </w:p>
-    <w:p>
-      <w:pPr>
-        <w:rPr>
-          <w:b/>
-          <w:bCs/>
-        </w:rPr>
-      </w:pPr>
-      <w:r>
-        <w:rPr>
-          <w:b/>
-          <w:bCs/>
-        </w:rPr>
+      <w:pPr>
+        <w:pStyle w:val="Heading2"/>
+      </w:pPr>
+      <w:r>
         <w:t>2</w:t>
       </w:r>
       <w:r>
-        <w:rPr>
-          <w:b/>
-          <w:bCs/>
-        </w:rPr>
         <w:t>5</w:t>
       </w:r>
       <w:r>
-        <w:rPr>
-          <w:b/>
-          <w:bCs/>
-        </w:rPr>
         <w:t>. GitHub Repository</w:t>
       </w:r>
     </w:p>
@@ -3593,7 +3564,6 @@
         </w:numPr>
       </w:pPr>
       <w:r>
-        <w:lastRenderedPageBreak/>
         <w:t>Project documentation.</w:t>
       </w:r>
     </w:p>
@@ -3610,6 +3580,7 @@
     </w:p>
     <w:p>
       <w:r>
+        <w:lastRenderedPageBreak/>
         <w:t xml:space="preserve">Before uploading the project, sensitive files such as AWS credentials, </w:t>
       </w:r>
       <w:proofErr w:type="gramStart"/>
@@ -3690,198 +3661,10 @@
         <w:t>GitHub Repository Link:</w:t>
       </w:r>
       <w:r>
-        <w:t xml:space="preserve"> [Paste the actual GitHub repository URL here.]</w:t>
-      </w:r>
-    </w:p>
-    <w:p>
-      <w:r>
-        <w:rPr>
-          <w:b/>
-          <w:bCs/>
-        </w:rPr>
-        <w:t>Screenshot 37: GitHub Repository</w:t>
-      </w:r>
-    </w:p>
-    <w:p>
-      <w:r>
-        <w:t>[Insert screenshot showing the GitHub repository and the uploaded project files.]</w:t>
-      </w:r>
-    </w:p>
-    <w:p>
-      <w:pPr>
-        <w:rPr>
-          <w:b/>
-          <w:bCs/>
-        </w:rPr>
-      </w:pPr>
-      <w:r>
-        <w:rPr>
-          <w:b/>
-          <w:bCs/>
-        </w:rPr>
-        <w:t>29. README.md Documentation</w:t>
-      </w:r>
-    </w:p>
-    <w:p>
-      <w:r>
-        <w:t>The README.md file explains how to set up, deploy, test, and clean up the Terraform project.</w:t>
-      </w:r>
-    </w:p>
-    <w:p>
-      <w:r>
-        <w:t>It includes:</w:t>
-      </w:r>
-    </w:p>
-    <w:p>
-      <w:pPr>
-        <w:numPr>
-          <w:ilvl w:val="0"/>
-          <w:numId w:val="9"/>
-        </w:numPr>
-      </w:pPr>
-      <w:r>
-        <w:t>Project overview and objectives.</w:t>
-      </w:r>
-    </w:p>
-    <w:p>
-      <w:pPr>
-        <w:numPr>
-          <w:ilvl w:val="0"/>
-          <w:numId w:val="9"/>
-        </w:numPr>
-      </w:pPr>
-      <w:r>
-        <w:t>Prerequisites.</w:t>
-      </w:r>
-    </w:p>
-    <w:p>
-      <w:pPr>
-        <w:numPr>
-          <w:ilvl w:val="0"/>
-          <w:numId w:val="9"/>
-        </w:numPr>
-      </w:pPr>
-      <w:r>
-        <w:t>Project directory structure.</w:t>
-      </w:r>
-    </w:p>
-    <w:p>
-      <w:pPr>
-        <w:numPr>
-          <w:ilvl w:val="0"/>
-          <w:numId w:val="9"/>
-        </w:numPr>
-      </w:pPr>
-      <w:r>
-        <w:t>AWS region configuration.</w:t>
-      </w:r>
-    </w:p>
-    <w:p>
-      <w:pPr>
-        <w:numPr>
-          <w:ilvl w:val="0"/>
-          <w:numId w:val="9"/>
-        </w:numPr>
-      </w:pPr>
-      <w:r>
-        <w:t>Instructions for each of the three deployment configurations.</w:t>
-      </w:r>
-    </w:p>
-    <w:p>
-      <w:pPr>
-        <w:numPr>
-          <w:ilvl w:val="0"/>
-          <w:numId w:val="9"/>
-        </w:numPr>
-      </w:pPr>
-      <w:r>
-        <w:t>Terraform initialization, validation, planning, and deployment commands.</w:t>
-      </w:r>
-    </w:p>
-    <w:p>
-      <w:pPr>
-        <w:numPr>
-          <w:ilvl w:val="0"/>
-          <w:numId w:val="9"/>
-        </w:numPr>
-      </w:pPr>
-      <w:r>
-        <w:t>Docker image build and ECR push instructions.</w:t>
-      </w:r>
-    </w:p>
-    <w:p>
-      <w:pPr>
-        <w:numPr>
-          <w:ilvl w:val="0"/>
-          <w:numId w:val="9"/>
-        </w:numPr>
-      </w:pPr>
-      <w:r>
-        <w:t>Application testing instructions.</w:t>
-      </w:r>
-    </w:p>
-    <w:p>
-      <w:pPr>
-        <w:numPr>
-          <w:ilvl w:val="0"/>
-          <w:numId w:val="9"/>
-        </w:numPr>
-      </w:pPr>
-      <w:r>
-        <w:t>Terraform state management notes.</w:t>
-      </w:r>
-    </w:p>
-    <w:p>
-      <w:pPr>
-        <w:numPr>
-          <w:ilvl w:val="0"/>
-          <w:numId w:val="9"/>
-        </w:numPr>
-      </w:pPr>
-      <w:r>
-        <w:t>Cleanup instructions.</w:t>
-      </w:r>
-    </w:p>
-    <w:p>
-      <w:pPr>
-        <w:numPr>
-          <w:ilvl w:val="0"/>
-          <w:numId w:val="9"/>
-        </w:numPr>
-      </w:pPr>
-      <w:r>
-        <w:t>Troubleshooting guidance.</w:t>
-      </w:r>
-    </w:p>
-    <w:p>
-      <w:pPr>
-        <w:numPr>
-          <w:ilvl w:val="0"/>
-          <w:numId w:val="9"/>
-        </w:numPr>
-      </w:pPr>
-      <w:r>
-        <w:lastRenderedPageBreak/>
-        <w:t>GitHub repository information.</w:t>
-      </w:r>
-    </w:p>
-    <w:p>
-      <w:r>
-        <w:t>The README should match the final Terraform source code and the commands used during the actual deployment.</w:t>
-      </w:r>
-    </w:p>
-    <w:p>
-      <w:r>
-        <w:rPr>
-          <w:b/>
-          <w:bCs/>
-        </w:rPr>
-        <w:t>Screenshot 38: README.md</w:t>
-      </w:r>
-    </w:p>
-    <w:p>
-      <w:r>
-        <w:t>[Insert screenshot showing the README.md file in the editor or GitHub repository.]</w:t>
+        <w:t xml:space="preserve"> </w:t>
+      </w:r>
+      <w:r>
+        <w:t>https://github.com/krishna-280792shinde/teraform</w:t>
       </w:r>
     </w:p>
     <w:p>
